--- a/Tutorial 3 Deep learning with medical imaging/Tutorial 3 Deep learning with medical imaging.docx
+++ b/Tutorial 3 Deep learning with medical imaging/Tutorial 3 Deep learning with medical imaging.docx
@@ -5,6 +5,7 @@
     <w:p>
       <w:pPr>
         <w:pStyle w:val="Title"/>
+        <w:jc w:val="left"/>
         <w:rPr>
           <w:rFonts w:ascii="Helvetica" w:hAnsi="Helvetica" w:cs="Helvetica"/>
         </w:rPr>
@@ -253,6 +254,7 @@
     <w:p>
       <w:pPr>
         <w:pStyle w:val="Heading1"/>
+        <w:jc w:val="left"/>
       </w:pPr>
       <w:r>
         <w:lastRenderedPageBreak/>
@@ -264,10 +266,11 @@
         </w:rPr>
         <w:t>environment</w:t>
       </w:r>
-      <w:bookmarkStart w:id="0" w:name="_GoBack"/>
-      <w:bookmarkEnd w:id="0"/>
     </w:p>
     <w:p>
+      <w:pPr>
+        <w:jc w:val="left"/>
+      </w:pPr>
       <w:r>
         <mc:AlternateContent>
           <mc:Choice Requires="wps">
@@ -397,7 +400,7 @@
                               <w:spacing w:line="285" w:lineRule="atLeast"/>
                               <w:jc w:val="left"/>
                               <w:rPr>
-                                <w:rFonts w:ascii="Courier New" w:eastAsia="宋体" w:hAnsi="Courier New" w:cs="Courier New" w:hint="eastAsia"/>
+                                <w:rFonts w:ascii="Courier New" w:eastAsia="宋体" w:hAnsi="Courier New" w:cs="Courier New"/>
                                 <w:noProof w:val="0"/>
                                 <w:color w:val="000000"/>
                                 <w:kern w:val="0"/>
@@ -504,7 +507,7 @@
                               <w:spacing w:line="285" w:lineRule="atLeast"/>
                               <w:jc w:val="left"/>
                               <w:rPr>
-                                <w:rFonts w:ascii="Courier New" w:eastAsia="宋体" w:hAnsi="Courier New" w:cs="Courier New" w:hint="eastAsia"/>
+                                <w:rFonts w:ascii="Courier New" w:eastAsia="宋体" w:hAnsi="Courier New" w:cs="Courier New"/>
                                 <w:noProof w:val="0"/>
                                 <w:color w:val="000000"/>
                                 <w:kern w:val="0"/>
@@ -1080,13 +1083,7 @@
                               <w:t>p.set_labels_dict(labels_dict)</w:t>
                             </w:r>
                           </w:p>
-                          <w:p>
-                            <w:pPr>
-                              <w:rPr>
-                                <w:rFonts w:hint="eastAsia"/>
-                              </w:rPr>
-                            </w:pPr>
-                          </w:p>
+                          <w:p/>
                         </w:txbxContent>
                       </wps:txbx>
                       <wps:bodyPr rot="0" vert="horz" wrap="square" lIns="91440" tIns="45720" rIns="91440" bIns="45720" anchor="t" anchorCtr="0">
@@ -1110,7 +1107,7 @@
                 <v:stroke joinstyle="miter"/>
                 <v:path gradientshapeok="t" o:connecttype="rect"/>
               </v:shapetype>
-              <v:shape id="Text Box 2" o:spid="_x0000_s1026" type="#_x0000_t202" style="position:absolute;left:0;text-align:left;margin-left:-90pt;margin-top:19pt;width:593.5pt;height:110.6pt;z-index:251665408;visibility:visible;mso-wrap-style:square;mso-width-percent:0;mso-height-percent:200;mso-wrap-distance-left:9pt;mso-wrap-distance-top:3.6pt;mso-wrap-distance-right:9pt;mso-wrap-distance-bottom:3.6pt;mso-position-horizontal:absolute;mso-position-horizontal-relative:text;mso-position-vertical:absolute;mso-position-vertical-relative:text;mso-width-percent:0;mso-height-percent:200;mso-width-relative:margin;mso-height-relative:margin;v-text-anchor:top" o:gfxdata="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">
+              <v:shape id="Text Box 2" o:spid="_x0000_s1026" type="#_x0000_t202" style="position:absolute;margin-left:-90pt;margin-top:19pt;width:593.5pt;height:110.6pt;z-index:251665408;visibility:visible;mso-wrap-style:square;mso-width-percent:0;mso-height-percent:200;mso-wrap-distance-left:9pt;mso-wrap-distance-top:3.6pt;mso-wrap-distance-right:9pt;mso-wrap-distance-bottom:3.6pt;mso-position-horizontal:absolute;mso-position-horizontal-relative:text;mso-position-vertical:absolute;mso-position-vertical-relative:text;mso-width-percent:0;mso-height-percent:200;mso-width-relative:margin;mso-height-relative:margin;v-text-anchor:top" o:gfxdata="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">
                 <v:textbox style="mso-fit-shape-to-text:t">
                   <w:txbxContent>
                     <w:p>
@@ -1195,7 +1192,7 @@
                         <w:spacing w:line="285" w:lineRule="atLeast"/>
                         <w:jc w:val="left"/>
                         <w:rPr>
-                          <w:rFonts w:ascii="Courier New" w:eastAsia="宋体" w:hAnsi="Courier New" w:cs="Courier New" w:hint="eastAsia"/>
+                          <w:rFonts w:ascii="Courier New" w:eastAsia="宋体" w:hAnsi="Courier New" w:cs="Courier New"/>
                           <w:noProof w:val="0"/>
                           <w:color w:val="000000"/>
                           <w:kern w:val="0"/>
@@ -1302,7 +1299,7 @@
                         <w:spacing w:line="285" w:lineRule="atLeast"/>
                         <w:jc w:val="left"/>
                         <w:rPr>
-                          <w:rFonts w:ascii="Courier New" w:eastAsia="宋体" w:hAnsi="Courier New" w:cs="Courier New" w:hint="eastAsia"/>
+                          <w:rFonts w:ascii="Courier New" w:eastAsia="宋体" w:hAnsi="Courier New" w:cs="Courier New"/>
                           <w:noProof w:val="0"/>
                           <w:color w:val="000000"/>
                           <w:kern w:val="0"/>
@@ -1878,13 +1875,7 @@
                         <w:t>p.set_labels_dict(labels_dict)</w:t>
                       </w:r>
                     </w:p>
-                    <w:p>
-                      <w:pPr>
-                        <w:rPr>
-                          <w:rFonts w:hint="eastAsia"/>
-                        </w:rPr>
-                      </w:pPr>
-                    </w:p>
+                    <w:p/>
                   </w:txbxContent>
                 </v:textbox>
                 <w10:wrap type="square"/>
@@ -1893,13 +1884,68 @@
           </mc:Fallback>
         </mc:AlternateContent>
       </w:r>
+    </w:p>
+    <w:p>
+      <w:pPr>
+        <w:jc w:val="left"/>
+      </w:pPr>
+    </w:p>
+    <w:p>
+      <w:pPr>
+        <w:jc w:val="left"/>
+      </w:pPr>
+    </w:p>
+    <w:p>
+      <w:pPr>
+        <w:jc w:val="left"/>
+      </w:pPr>
+    </w:p>
+    <w:p>
+      <w:pPr>
+        <w:jc w:val="left"/>
+      </w:pPr>
       <w:r>
-        <w:br w:type="page"/>
+        <w:drawing>
+          <wp:inline distT="0" distB="0" distL="0" distR="0" wp14:anchorId="51359479" wp14:editId="308CFD68">
+            <wp:extent cx="5624123" cy="1608827"/>
+            <wp:effectExtent l="0" t="0" r="0" b="0"/>
+            <wp:docPr id="4" name="Picture 4"/>
+            <wp:cNvGraphicFramePr>
+              <a:graphicFrameLocks xmlns:a="http://schemas.openxmlformats.org/drawingml/2006/main" noChangeAspect="1"/>
+            </wp:cNvGraphicFramePr>
+            <a:graphic xmlns:a="http://schemas.openxmlformats.org/drawingml/2006/main">
+              <a:graphicData uri="http://schemas.openxmlformats.org/drawingml/2006/picture">
+                <pic:pic xmlns:pic="http://schemas.openxmlformats.org/drawingml/2006/picture">
+                  <pic:nvPicPr>
+                    <pic:cNvPr id="1" name=""/>
+                    <pic:cNvPicPr/>
+                  </pic:nvPicPr>
+                  <pic:blipFill>
+                    <a:blip r:embed="rId9"/>
+                    <a:stretch>
+                      <a:fillRect/>
+                    </a:stretch>
+                  </pic:blipFill>
+                  <pic:spPr>
+                    <a:xfrm>
+                      <a:off x="0" y="0"/>
+                      <a:ext cx="5640914" cy="1613630"/>
+                    </a:xfrm>
+                    <a:prstGeom prst="rect">
+                      <a:avLst/>
+                    </a:prstGeom>
+                  </pic:spPr>
+                </pic:pic>
+              </a:graphicData>
+            </a:graphic>
+          </wp:inline>
+        </w:drawing>
       </w:r>
     </w:p>
     <w:p>
       <w:pPr>
         <w:pStyle w:val="Heading1"/>
+        <w:jc w:val="left"/>
       </w:pPr>
       <w:r>
         <w:lastRenderedPageBreak/>
@@ -1908,9 +1954,7 @@
     </w:p>
     <w:p>
       <w:pPr>
-        <w:rPr>
-          <w:rFonts w:hint="eastAsia"/>
-        </w:rPr>
+        <w:jc w:val="left"/>
       </w:pPr>
       <w:r>
         <mc:AlternateContent>
@@ -2898,13 +2942,7 @@
                               <w:t>)</w:t>
                             </w:r>
                           </w:p>
-                          <w:p>
-                            <w:pPr>
-                              <w:rPr>
-                                <w:rFonts w:hint="eastAsia"/>
-                              </w:rPr>
-                            </w:pPr>
-                          </w:p>
+                          <w:p/>
                         </w:txbxContent>
                       </wps:txbx>
                       <wps:bodyPr rot="0" vert="horz" wrap="square" lIns="91440" tIns="45720" rIns="91440" bIns="45720" anchor="t" anchorCtr="0">
@@ -2924,7 +2962,7 @@
           </mc:Choice>
           <mc:Fallback>
             <w:pict>
-              <v:shape w14:anchorId="7B9E24CE" id="_x0000_s1027" type="#_x0000_t202" style="position:absolute;left:0;text-align:left;margin-left:-90pt;margin-top:30.4pt;width:593.5pt;height:110.6pt;z-index:251661312;visibility:visible;mso-wrap-style:square;mso-width-percent:0;mso-height-percent:200;mso-wrap-distance-left:9pt;mso-wrap-distance-top:3.6pt;mso-wrap-distance-right:9pt;mso-wrap-distance-bottom:3.6pt;mso-position-horizontal:absolute;mso-position-horizontal-relative:text;mso-position-vertical:absolute;mso-position-vertical-relative:text;mso-width-percent:0;mso-height-percent:200;mso-width-relative:margin;mso-height-relative:margin;v-text-anchor:top" o:gfxdata="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">
+              <v:shape w14:anchorId="7B9E24CE" id="_x0000_s1027" type="#_x0000_t202" style="position:absolute;margin-left:-90pt;margin-top:30.4pt;width:593.5pt;height:110.6pt;z-index:251661312;visibility:visible;mso-wrap-style:square;mso-width-percent:0;mso-height-percent:200;mso-wrap-distance-left:9pt;mso-wrap-distance-top:3.6pt;mso-wrap-distance-right:9pt;mso-wrap-distance-bottom:3.6pt;mso-position-horizontal:absolute;mso-position-horizontal-relative:text;mso-position-vertical:absolute;mso-position-vertical-relative:text;mso-width-percent:0;mso-height-percent:200;mso-width-relative:margin;mso-height-relative:margin;v-text-anchor:top" o:gfxdata="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">
                 <v:textbox style="mso-fit-shape-to-text:t">
                   <w:txbxContent>
                     <w:p>
@@ -3866,13 +3904,7 @@
                         <w:t>)</w:t>
                       </w:r>
                     </w:p>
-                    <w:p>
-                      <w:pPr>
-                        <w:rPr>
-                          <w:rFonts w:hint="eastAsia"/>
-                        </w:rPr>
-                      </w:pPr>
-                    </w:p>
+                    <w:p/>
                   </w:txbxContent>
                 </v:textbox>
                 <w10:wrap type="square"/>
@@ -3884,10 +3916,76 @@
     </w:p>
     <w:p>
       <w:pPr>
+        <w:jc w:val="left"/>
+        <w:rPr>
+          <w:kern w:val="44"/>
+          <w:sz w:val="44"/>
+          <w:szCs w:val="44"/>
+        </w:rPr>
+      </w:pPr>
+    </w:p>
+    <w:p>
+      <w:pPr>
+        <w:jc w:val="left"/>
+      </w:pPr>
+      <w:r>
+        <w:br w:type="page"/>
+      </w:r>
+    </w:p>
+    <w:p>
+      <w:pPr>
+        <w:jc w:val="left"/>
+        <w:rPr>
+          <w:kern w:val="44"/>
+          <w:sz w:val="44"/>
+          <w:szCs w:val="44"/>
+        </w:rPr>
+      </w:pPr>
+      <w:bookmarkStart w:id="0" w:name="_GoBack"/>
+      <w:r>
+        <w:lastRenderedPageBreak/>
+        <w:drawing>
+          <wp:inline distT="0" distB="0" distL="0" distR="0" wp14:anchorId="54648E82" wp14:editId="30BBE7C5">
+            <wp:extent cx="5274310" cy="5616575"/>
+            <wp:effectExtent l="0" t="0" r="2540" b="3175"/>
+            <wp:docPr id="5" name="Picture 5"/>
+            <wp:cNvGraphicFramePr>
+              <a:graphicFrameLocks xmlns:a="http://schemas.openxmlformats.org/drawingml/2006/main" noChangeAspect="1"/>
+            </wp:cNvGraphicFramePr>
+            <a:graphic xmlns:a="http://schemas.openxmlformats.org/drawingml/2006/main">
+              <a:graphicData uri="http://schemas.openxmlformats.org/drawingml/2006/picture">
+                <pic:pic xmlns:pic="http://schemas.openxmlformats.org/drawingml/2006/picture">
+                  <pic:nvPicPr>
+                    <pic:cNvPr id="1" name=""/>
+                    <pic:cNvPicPr/>
+                  </pic:nvPicPr>
+                  <pic:blipFill>
+                    <a:blip r:embed="rId10"/>
+                    <a:stretch>
+                      <a:fillRect/>
+                    </a:stretch>
+                  </pic:blipFill>
+                  <pic:spPr>
+                    <a:xfrm>
+                      <a:off x="0" y="0"/>
+                      <a:ext cx="5274310" cy="5616575"/>
+                    </a:xfrm>
+                    <a:prstGeom prst="rect">
+                      <a:avLst/>
+                    </a:prstGeom>
+                  </pic:spPr>
+                </pic:pic>
+              </a:graphicData>
+            </a:graphic>
+          </wp:inline>
+        </w:drawing>
+      </w:r>
+      <w:bookmarkEnd w:id="0"/>
+    </w:p>
+    <w:p>
+      <w:pPr>
         <w:pStyle w:val="Heading1"/>
-        <w:rPr>
-          <w:rFonts w:hint="eastAsia"/>
-        </w:rPr>
+        <w:jc w:val="left"/>
       </w:pPr>
       <w:r>
         <w:lastRenderedPageBreak/>
@@ -11559,13 +11657,7 @@
                               <w:t>()</w:t>
                             </w:r>
                           </w:p>
-                          <w:p>
-                            <w:pPr>
-                              <w:rPr>
-                                <w:rFonts w:hint="eastAsia"/>
-                              </w:rPr>
-                            </w:pPr>
-                          </w:p>
+                          <w:p/>
                         </w:txbxContent>
                       </wps:txbx>
                       <wps:bodyPr rot="0" vert="horz" wrap="square" lIns="91440" tIns="45720" rIns="91440" bIns="45720" anchor="t" anchorCtr="0">
@@ -11585,7 +11677,7 @@
           </mc:Choice>
           <mc:Fallback>
             <w:pict>
-              <v:shape w14:anchorId="20FABBC0" id="_x0000_s1028" type="#_x0000_t202" style="position:absolute;left:0;text-align:left;margin-left:-90pt;margin-top:408.45pt;width:593.5pt;height:110.6pt;z-index:251663360;visibility:visible;mso-wrap-style:square;mso-width-percent:0;mso-height-percent:200;mso-wrap-distance-left:9pt;mso-wrap-distance-top:3.6pt;mso-wrap-distance-right:9pt;mso-wrap-distance-bottom:3.6pt;mso-position-horizontal:absolute;mso-position-horizontal-relative:text;mso-position-vertical:absolute;mso-position-vertical-relative:text;mso-width-percent:0;mso-height-percent:200;mso-width-relative:margin;mso-height-relative:margin;v-text-anchor:top" o:gfxdata="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">
+              <v:shape w14:anchorId="20FABBC0" id="_x0000_s1028" type="#_x0000_t202" style="position:absolute;margin-left:-90pt;margin-top:408.45pt;width:593.5pt;height:110.6pt;z-index:251663360;visibility:visible;mso-wrap-style:square;mso-width-percent:0;mso-height-percent:200;mso-wrap-distance-left:9pt;mso-wrap-distance-top:3.6pt;mso-wrap-distance-right:9pt;mso-wrap-distance-bottom:3.6pt;mso-position-horizontal:absolute;mso-position-horizontal-relative:text;mso-position-vertical:absolute;mso-position-vertical-relative:text;mso-width-percent:0;mso-height-percent:200;mso-width-relative:margin;mso-height-relative:margin;v-text-anchor:top" o:gfxdata="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">
                 <v:textbox style="mso-fit-shape-to-text:t">
                   <w:txbxContent>
                     <w:p>
@@ -19210,13 +19302,7 @@
                         <w:t>()</w:t>
                       </w:r>
                     </w:p>
-                    <w:p>
-                      <w:pPr>
-                        <w:rPr>
-                          <w:rFonts w:hint="eastAsia"/>
-                        </w:rPr>
-                      </w:pPr>
-                    </w:p>
+                    <w:p/>
                   </w:txbxContent>
                 </v:textbox>
                 <w10:wrap type="square"/>
@@ -19241,40 +19327,371 @@
       <w:r>
         <w:t xml:space="preserve"> </w:t>
       </w:r>
+      <w:r>
+        <w:rPr>
+          <w:rFonts w:ascii="Helvetica" w:hAnsi="Helvetica" w:cs="Helvetica"/>
+        </w:rPr>
+        <w:lastRenderedPageBreak/>
+        <w:drawing>
+          <wp:inline distT="0" distB="0" distL="0" distR="0" wp14:anchorId="5D6EFA50" wp14:editId="5E6E5CC0">
+            <wp:extent cx="5274310" cy="5175885"/>
+            <wp:effectExtent l="0" t="0" r="2540" b="5715"/>
+            <wp:docPr id="16" name="Picture 16"/>
+            <wp:cNvGraphicFramePr>
+              <a:graphicFrameLocks xmlns:a="http://schemas.openxmlformats.org/drawingml/2006/main" noChangeAspect="1"/>
+            </wp:cNvGraphicFramePr>
+            <a:graphic xmlns:a="http://schemas.openxmlformats.org/drawingml/2006/main">
+              <a:graphicData uri="http://schemas.openxmlformats.org/drawingml/2006/picture">
+                <pic:pic xmlns:pic="http://schemas.openxmlformats.org/drawingml/2006/picture">
+                  <pic:nvPicPr>
+                    <pic:cNvPr id="1" name=""/>
+                    <pic:cNvPicPr/>
+                  </pic:nvPicPr>
+                  <pic:blipFill>
+                    <a:blip r:embed="rId11"/>
+                    <a:stretch>
+                      <a:fillRect/>
+                    </a:stretch>
+                  </pic:blipFill>
+                  <pic:spPr>
+                    <a:xfrm>
+                      <a:off x="0" y="0"/>
+                      <a:ext cx="5274310" cy="5175885"/>
+                    </a:xfrm>
+                    <a:prstGeom prst="rect">
+                      <a:avLst/>
+                    </a:prstGeom>
+                  </pic:spPr>
+                </pic:pic>
+              </a:graphicData>
+            </a:graphic>
+          </wp:inline>
+        </w:drawing>
+      </w:r>
+    </w:p>
+    <w:p>
+      <w:pPr>
+        <w:jc w:val="left"/>
+        <w:rPr>
+          <w:kern w:val="44"/>
+          <w:sz w:val="44"/>
+          <w:szCs w:val="44"/>
+        </w:rPr>
+      </w:pPr>
+      <w:r>
+        <w:br w:type="page"/>
+      </w:r>
     </w:p>
     <w:p>
       <w:pPr>
         <w:pStyle w:val="Heading1"/>
+        <w:jc w:val="left"/>
         <w:rPr>
-          <w:rFonts w:hint="eastAsia"/>
+          <w:rFonts w:ascii="Helvetica" w:hAnsi="Helvetica" w:cs="Helvetica"/>
         </w:rPr>
       </w:pPr>
       <w:r>
         <w:rPr>
-          <w:rFonts w:hint="eastAsia"/>
+          <w:rFonts w:ascii="Helvetica" w:hAnsi="Helvetica" w:cs="Helvetica"/>
         </w:rPr>
         <w:lastRenderedPageBreak/>
-        <w:t>T</w:t>
-      </w:r>
-      <w:r>
-        <w:t>esting</w:t>
-      </w:r>
-      <w:r>
-        <w:t xml:space="preserve"> Predictions</w:t>
+        <w:t>Sample output</w:t>
       </w:r>
     </w:p>
     <w:p>
       <w:pPr>
+        <w:keepNext/>
+        <w:keepLines/>
+        <w:spacing w:before="260" w:after="260" w:line="416" w:lineRule="auto"/>
+        <w:jc w:val="left"/>
+        <w:outlineLvl w:val="1"/>
         <w:rPr>
-          <w:rFonts w:hint="eastAsia"/>
+          <w:rFonts w:ascii="Helvetica" w:eastAsiaTheme="majorEastAsia" w:hAnsi="Helvetica" w:cs="Helvetica"/>
+          <w:b/>
+          <w:bCs/>
+          <w:sz w:val="32"/>
+          <w:szCs w:val="32"/>
         </w:rPr>
       </w:pPr>
       <w:r>
+        <w:rPr>
+          <w:rFonts w:ascii="Helvetica" w:eastAsiaTheme="majorEastAsia" w:hAnsi="Helvetica" w:cs="Helvetica"/>
+          <w:b/>
+          <w:bCs/>
+          <w:sz w:val="32"/>
+          <w:szCs w:val="32"/>
+        </w:rPr>
+        <w:t>S</w:t>
+      </w:r>
+      <w:r>
+        <w:rPr>
+          <w:rFonts w:ascii="Helvetica" w:eastAsiaTheme="majorEastAsia" w:hAnsi="Helvetica" w:cs="Helvetica" w:hint="eastAsia"/>
+          <w:b/>
+          <w:bCs/>
+          <w:sz w:val="32"/>
+          <w:szCs w:val="32"/>
+        </w:rPr>
+        <w:t>e</w:t>
+      </w:r>
+      <w:r>
+        <w:rPr>
+          <w:rFonts w:ascii="Helvetica" w:eastAsiaTheme="majorEastAsia" w:hAnsi="Helvetica" w:cs="Helvetica"/>
+          <w:b/>
+          <w:bCs/>
+          <w:sz w:val="32"/>
+          <w:szCs w:val="32"/>
+        </w:rPr>
+        <w:t>tup</w:t>
+      </w:r>
+      <w:r>
+        <w:drawing>
+          <wp:inline distT="0" distB="0" distL="0" distR="0" wp14:anchorId="63A318C5" wp14:editId="02FA213A">
+            <wp:extent cx="5274310" cy="1508562"/>
+            <wp:effectExtent l="0" t="0" r="2540" b="0"/>
+            <wp:docPr id="13" name="Picture 13"/>
+            <wp:cNvGraphicFramePr>
+              <a:graphicFrameLocks xmlns:a="http://schemas.openxmlformats.org/drawingml/2006/main" noChangeAspect="1"/>
+            </wp:cNvGraphicFramePr>
+            <a:graphic xmlns:a="http://schemas.openxmlformats.org/drawingml/2006/main">
+              <a:graphicData uri="http://schemas.openxmlformats.org/drawingml/2006/picture">
+                <pic:pic xmlns:pic="http://schemas.openxmlformats.org/drawingml/2006/picture">
+                  <pic:nvPicPr>
+                    <pic:cNvPr id="1" name=""/>
+                    <pic:cNvPicPr/>
+                  </pic:nvPicPr>
+                  <pic:blipFill>
+                    <a:blip r:embed="rId9"/>
+                    <a:stretch>
+                      <a:fillRect/>
+                    </a:stretch>
+                  </pic:blipFill>
+                  <pic:spPr>
+                    <a:xfrm>
+                      <a:off x="0" y="0"/>
+                      <a:ext cx="5274310" cy="1508562"/>
+                    </a:xfrm>
+                    <a:prstGeom prst="rect">
+                      <a:avLst/>
+                    </a:prstGeom>
+                  </pic:spPr>
+                </pic:pic>
+              </a:graphicData>
+            </a:graphic>
+          </wp:inline>
+        </w:drawing>
+      </w:r>
+    </w:p>
+    <w:p>
+      <w:pPr>
+        <w:keepNext/>
+        <w:keepLines/>
+        <w:spacing w:before="260" w:after="260" w:line="416" w:lineRule="auto"/>
+        <w:jc w:val="left"/>
+        <w:outlineLvl w:val="1"/>
+        <w:rPr>
+          <w:rFonts w:ascii="Helvetica" w:eastAsiaTheme="majorEastAsia" w:hAnsi="Helvetica" w:cs="Helvetica"/>
+          <w:b/>
+          <w:bCs/>
+          <w:sz w:val="32"/>
+          <w:szCs w:val="32"/>
+        </w:rPr>
+      </w:pPr>
+      <w:r>
+        <w:rPr>
+          <w:rFonts w:ascii="Helvetica" w:eastAsiaTheme="majorEastAsia" w:hAnsi="Helvetica" w:cs="Helvetica"/>
+          <w:b/>
+          <w:bCs/>
+          <w:sz w:val="32"/>
+          <w:szCs w:val="32"/>
+        </w:rPr>
         <w:lastRenderedPageBreak/>
+        <w:t>Preprocessing Data</w:t>
+      </w:r>
+      <w:r>
+        <w:t xml:space="preserve"> </w:t>
+      </w:r>
+      <w:r>
+        <w:drawing>
+          <wp:inline distT="0" distB="0" distL="0" distR="0" wp14:anchorId="63893976" wp14:editId="226E53E3">
+            <wp:extent cx="5274310" cy="5616575"/>
+            <wp:effectExtent l="0" t="0" r="2540" b="3175"/>
+            <wp:docPr id="14" name="Picture 14"/>
+            <wp:cNvGraphicFramePr>
+              <a:graphicFrameLocks xmlns:a="http://schemas.openxmlformats.org/drawingml/2006/main" noChangeAspect="1"/>
+            </wp:cNvGraphicFramePr>
+            <a:graphic xmlns:a="http://schemas.openxmlformats.org/drawingml/2006/main">
+              <a:graphicData uri="http://schemas.openxmlformats.org/drawingml/2006/picture">
+                <pic:pic xmlns:pic="http://schemas.openxmlformats.org/drawingml/2006/picture">
+                  <pic:nvPicPr>
+                    <pic:cNvPr id="1" name=""/>
+                    <pic:cNvPicPr/>
+                  </pic:nvPicPr>
+                  <pic:blipFill>
+                    <a:blip r:embed="rId10"/>
+                    <a:stretch>
+                      <a:fillRect/>
+                    </a:stretch>
+                  </pic:blipFill>
+                  <pic:spPr>
+                    <a:xfrm>
+                      <a:off x="0" y="0"/>
+                      <a:ext cx="5274310" cy="5616575"/>
+                    </a:xfrm>
+                    <a:prstGeom prst="rect">
+                      <a:avLst/>
+                    </a:prstGeom>
+                  </pic:spPr>
+                </pic:pic>
+              </a:graphicData>
+            </a:graphic>
+          </wp:inline>
+        </w:drawing>
+      </w:r>
+    </w:p>
+    <w:p>
+      <w:pPr>
+        <w:keepNext/>
+        <w:keepLines/>
+        <w:spacing w:before="260" w:after="260" w:line="416" w:lineRule="auto"/>
+        <w:jc w:val="left"/>
+        <w:outlineLvl w:val="1"/>
+        <w:rPr>
+          <w:rFonts w:ascii="Helvetica" w:eastAsiaTheme="majorEastAsia" w:hAnsi="Helvetica" w:cs="Helvetica"/>
+          <w:b/>
+          <w:bCs/>
+          <w:color w:val="222222"/>
+          <w:kern w:val="44"/>
+          <w:sz w:val="44"/>
+          <w:szCs w:val="44"/>
+        </w:rPr>
+      </w:pPr>
+      <w:r>
+        <w:rPr>
+          <w:rFonts w:ascii="Helvetica" w:eastAsiaTheme="majorEastAsia" w:hAnsi="Helvetica" w:cs="Helvetica"/>
+          <w:b/>
+          <w:bCs/>
+          <w:sz w:val="32"/>
+          <w:szCs w:val="32"/>
+        </w:rPr>
+        <w:lastRenderedPageBreak/>
+        <w:t>Training with Network</w:t>
+      </w:r>
+      <w:r>
+        <w:t xml:space="preserve"> </w:t>
+      </w:r>
+      <w:r>
+        <w:drawing>
+          <wp:inline distT="0" distB="0" distL="0" distR="0" wp14:anchorId="390D9CD8" wp14:editId="1F561AEF">
+            <wp:extent cx="5274310" cy="5175885"/>
+            <wp:effectExtent l="0" t="0" r="2540" b="5715"/>
+            <wp:docPr id="15" name="Picture 15"/>
+            <wp:cNvGraphicFramePr>
+              <a:graphicFrameLocks xmlns:a="http://schemas.openxmlformats.org/drawingml/2006/main" noChangeAspect="1"/>
+            </wp:cNvGraphicFramePr>
+            <a:graphic xmlns:a="http://schemas.openxmlformats.org/drawingml/2006/main">
+              <a:graphicData uri="http://schemas.openxmlformats.org/drawingml/2006/picture">
+                <pic:pic xmlns:pic="http://schemas.openxmlformats.org/drawingml/2006/picture">
+                  <pic:nvPicPr>
+                    <pic:cNvPr id="1" name=""/>
+                    <pic:cNvPicPr/>
+                  </pic:nvPicPr>
+                  <pic:blipFill>
+                    <a:blip r:embed="rId11"/>
+                    <a:stretch>
+                      <a:fillRect/>
+                    </a:stretch>
+                  </pic:blipFill>
+                  <pic:spPr>
+                    <a:xfrm>
+                      <a:off x="0" y="0"/>
+                      <a:ext cx="5274310" cy="5175885"/>
+                    </a:xfrm>
+                    <a:prstGeom prst="rect">
+                      <a:avLst/>
+                    </a:prstGeom>
+                  </pic:spPr>
+                </pic:pic>
+              </a:graphicData>
+            </a:graphic>
+          </wp:inline>
+        </w:drawing>
+      </w:r>
+    </w:p>
+    <w:p>
+      <w:pPr>
+        <w:keepNext/>
+        <w:keepLines/>
+        <w:spacing w:before="260" w:after="260" w:line="416" w:lineRule="auto"/>
+        <w:jc w:val="left"/>
+        <w:outlineLvl w:val="1"/>
+        <w:rPr>
+          <w:rFonts w:ascii="Helvetica" w:eastAsiaTheme="majorEastAsia" w:hAnsi="Helvetica" w:cs="Helvetica"/>
+          <w:b/>
+          <w:bCs/>
+          <w:sz w:val="32"/>
+          <w:szCs w:val="32"/>
+        </w:rPr>
+      </w:pPr>
+      <w:r>
+        <w:rPr>
+          <w:rFonts w:ascii="Helvetica" w:eastAsiaTheme="majorEastAsia" w:hAnsi="Helvetica" w:cs="Helvetica"/>
+          <w:b/>
+          <w:bCs/>
+          <w:sz w:val="32"/>
+          <w:szCs w:val="32"/>
+        </w:rPr>
+        <w:t>Testing</w:t>
+      </w:r>
+      <w:r>
+        <w:rPr>
+          <w:rFonts w:ascii="Helvetica" w:eastAsiaTheme="majorEastAsia" w:hAnsi="Helvetica" w:cs="Helvetica"/>
+          <w:b/>
+          <w:bCs/>
+          <w:sz w:val="32"/>
+          <w:szCs w:val="32"/>
+        </w:rPr>
+        <w:t xml:space="preserve"> </w:t>
+      </w:r>
+      <w:r>
+        <w:rPr>
+          <w:rFonts w:ascii="Helvetica" w:eastAsiaTheme="majorEastAsia" w:hAnsi="Helvetica" w:cs="Helvetica"/>
+          <w:b/>
+          <w:bCs/>
+          <w:sz w:val="32"/>
+          <w:szCs w:val="32"/>
+        </w:rPr>
+        <w:t>Predictions</w:t>
+      </w:r>
+      <w:r>
+        <w:t xml:space="preserve"> </w:t>
+      </w:r>
+      <w:r>
+        <w:br w:type="page"/>
+      </w:r>
+    </w:p>
+    <w:p>
+      <w:pPr>
+        <w:widowControl/>
+        <w:jc w:val="left"/>
+      </w:pPr>
+      <w:r>
+        <w:lastRenderedPageBreak/>
+        <w:br w:type="page"/>
+      </w:r>
+    </w:p>
+    <w:p>
+      <w:pPr>
+        <w:jc w:val="left"/>
+      </w:pPr>
+      <w:r>
+        <w:lastRenderedPageBreak/>
+        <w:br w:type="page"/>
+      </w:r>
+      <w:r>
         <mc:AlternateContent>
           <mc:Choice Requires="wps">
             <w:drawing>
-              <wp:anchor distT="45720" distB="45720" distL="114300" distR="114300" simplePos="0" relativeHeight="251667456" behindDoc="0" locked="0" layoutInCell="1" allowOverlap="1" wp14:anchorId="32F91E8A" wp14:editId="1A155AF1">
+              <wp:anchor distT="45720" distB="45720" distL="114300" distR="114300" simplePos="0" relativeHeight="251667456" behindDoc="0" locked="0" layoutInCell="1" allowOverlap="1" wp14:anchorId="31B2FC2F" wp14:editId="3A817303">
                 <wp:simplePos x="0" y="0"/>
                 <wp:positionH relativeFrom="column">
                   <wp:posOffset>-1143000</wp:posOffset>
@@ -19486,7 +19903,7 @@
                               <w:spacing w:line="285" w:lineRule="atLeast"/>
                               <w:jc w:val="left"/>
                               <w:rPr>
-                                <w:rFonts w:ascii="Courier New" w:eastAsia="宋体" w:hAnsi="Courier New" w:cs="Courier New" w:hint="eastAsia"/>
+                                <w:rFonts w:ascii="Courier New" w:eastAsia="宋体" w:hAnsi="Courier New" w:cs="Courier New"/>
                                 <w:noProof w:val="0"/>
                                 <w:color w:val="000000"/>
                                 <w:kern w:val="0"/>
@@ -26889,13 +27306,7 @@
                               <w:t>()</w:t>
                             </w:r>
                           </w:p>
-                          <w:p>
-                            <w:pPr>
-                              <w:rPr>
-                                <w:rFonts w:hint="eastAsia"/>
-                              </w:rPr>
-                            </w:pPr>
-                          </w:p>
+                          <w:p/>
                         </w:txbxContent>
                       </wps:txbx>
                       <wps:bodyPr rot="0" vert="horz" wrap="square" lIns="91440" tIns="45720" rIns="91440" bIns="45720" anchor="t" anchorCtr="0">
@@ -26915,7 +27326,7 @@
           </mc:Choice>
           <mc:Fallback>
             <w:pict>
-              <v:shape w14:anchorId="32F91E8A" id="Text Box 3" o:spid="_x0000_s1029" type="#_x0000_t202" style="position:absolute;left:0;text-align:left;margin-left:-90pt;margin-top:0;width:593.5pt;height:110.6pt;z-index:251667456;visibility:visible;mso-wrap-style:square;mso-width-percent:0;mso-height-percent:200;mso-wrap-distance-left:9pt;mso-wrap-distance-top:3.6pt;mso-wrap-distance-right:9pt;mso-wrap-distance-bottom:3.6pt;mso-position-horizontal:absolute;mso-position-horizontal-relative:text;mso-position-vertical:absolute;mso-position-vertical-relative:text;mso-width-percent:0;mso-height-percent:200;mso-width-relative:margin;mso-height-relative:margin;v-text-anchor:top" o:gfxdata="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">
+              <v:shape w14:anchorId="31B2FC2F" id="Text Box 3" o:spid="_x0000_s1029" type="#_x0000_t202" style="position:absolute;margin-left:-90pt;margin-top:0;width:593.5pt;height:110.6pt;z-index:251667456;visibility:visible;mso-wrap-style:square;mso-width-percent:0;mso-height-percent:200;mso-wrap-distance-left:9pt;mso-wrap-distance-top:3.6pt;mso-wrap-distance-right:9pt;mso-wrap-distance-bottom:3.6pt;mso-position-horizontal:absolute;mso-position-horizontal-relative:text;mso-position-vertical:absolute;mso-position-vertical-relative:text;mso-width-percent:0;mso-height-percent:200;mso-width-relative:margin;mso-height-relative:margin;v-text-anchor:top" o:gfxdata="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">
                 <v:textbox style="mso-fit-shape-to-text:t">
                   <w:txbxContent>
                     <w:p>
@@ -27087,7 +27498,7 @@
                         <w:spacing w:line="285" w:lineRule="atLeast"/>
                         <w:jc w:val="left"/>
                         <w:rPr>
-                          <w:rFonts w:ascii="Courier New" w:eastAsia="宋体" w:hAnsi="Courier New" w:cs="Courier New" w:hint="eastAsia"/>
+                          <w:rFonts w:ascii="Courier New" w:eastAsia="宋体" w:hAnsi="Courier New" w:cs="Courier New"/>
                           <w:noProof w:val="0"/>
                           <w:color w:val="000000"/>
                           <w:kern w:val="0"/>
@@ -34490,13 +34901,7 @@
                         <w:t>()</w:t>
                       </w:r>
                     </w:p>
-                    <w:p>
-                      <w:pPr>
-                        <w:rPr>
-                          <w:rFonts w:hint="eastAsia"/>
-                        </w:rPr>
-                      </w:pPr>
-                    </w:p>
+                    <w:p/>
                   </w:txbxContent>
                 </v:textbox>
                 <w10:wrap type="square"/>
@@ -34505,6 +34910,22 @@
           </mc:Fallback>
         </mc:AlternateContent>
       </w:r>
+    </w:p>
+    <w:p>
+      <w:pPr>
+        <w:widowControl/>
+        <w:jc w:val="left"/>
+      </w:pPr>
+    </w:p>
+    <w:p>
+      <w:pPr>
+        <w:jc w:val="left"/>
+      </w:pPr>
+    </w:p>
+    <w:p>
+      <w:pPr>
+        <w:jc w:val="left"/>
+      </w:pPr>
     </w:p>
     <w:sectPr>
       <w:pgSz w:w="11906" w:h="16838"/>
@@ -35146,6 +35567,7 @@
   <w:style w:type="character" w:default="1" w:styleId="DefaultParagraphFont">
     <w:name w:val="Default Paragraph Font"/>
     <w:uiPriority w:val="1"/>
+    <w:semiHidden/>
     <w:unhideWhenUsed/>
   </w:style>
   <w:style w:type="table" w:default="1" w:styleId="TableNormal">
